--- a/misc/Toy Battle Analyse des Règles.docx
+++ b/misc/Toy Battle Analyse des Règles.docx
@@ -457,6 +457,9 @@
         <w:br/>
       </w:r>
       <w:r>
+        <w:rPr>
+          <w:noProof/>
+        </w:rPr>
         <w:drawing>
           <wp:inline distT="0" distB="0" distL="0" distR="0" wp14:anchorId="7F35A5F2" wp14:editId="047DB16A">
             <wp:extent cx="6645910" cy="1969135"/>
@@ -664,6 +667,2322 @@
       <w:r>
         <w:br/>
         <w:t>TROUPE : 160 x 120</w:t>
+      </w:r>
+    </w:p>
+    <w:p>
+      <w:r>
+        <w:br w:type="page"/>
+      </w:r>
+    </w:p>
+    <w:p>
+      <w:pPr>
+        <w:rPr>
+          <w:b/>
+          <w:bCs/>
+        </w:rPr>
+      </w:pPr>
+      <w:r>
+        <w:rPr>
+          <w:b/>
+          <w:bCs/>
+        </w:rPr>
+        <w:lastRenderedPageBreak/>
+        <w:t>Essai de modélisation</w:t>
+      </w:r>
+    </w:p>
+    <w:p>
+      <w:r>
+        <w:t>Les terrains vont de 1 à 8.</w:t>
+      </w:r>
+      <w:r>
+        <w:br/>
+        <w:t>On peut faire un tableau de 8 tableaux ou un seul tableau avec le nom du terrain en chiffre des centaines.</w:t>
+      </w:r>
+    </w:p>
+    <w:p>
+      <w:r>
+        <w:t>Les QG bleus vont de 1 à 9 et les QG rouges de 41 à 49.</w:t>
+      </w:r>
+      <w:r>
+        <w:br/>
+        <w:t>Les Bases vont de 11 à …</w:t>
+      </w:r>
+      <w:r>
+        <w:br/>
+        <w:t>Les pouvoirs du Terrain 1 sont compris entre 11 et 19… pour gérer le cas du Terrain 2 avec 3 pouvoirs différents (des contraintes de pose).</w:t>
+      </w:r>
+      <w:r>
+        <w:br/>
+        <w:t>Les bases adjacentes sont dans un tableau.</w:t>
+      </w:r>
+      <w:r>
+        <w:br/>
+      </w:r>
+      <w:r>
+        <w:br/>
+        <w:t>Les Zones contiennent un tableau avec les Bases les définissant.</w:t>
+      </w:r>
+      <w:r>
+        <w:br/>
+        <w:t xml:space="preserve">La </w:t>
+      </w:r>
+      <w:r>
+        <w:t>Z</w:t>
+      </w:r>
+      <w:r>
+        <w:t>one est un nombre à deux chiffres</w:t>
+      </w:r>
+      <w:r>
+        <w:t> :</w:t>
+      </w:r>
+      <w:r>
+        <w:t xml:space="preserve"> le </w:t>
+      </w:r>
+      <w:r>
+        <w:t>chiffre des dizaines est</w:t>
+      </w:r>
+      <w:r>
+        <w:t xml:space="preserve"> </w:t>
+      </w:r>
+      <w:r>
+        <w:t>l</w:t>
+      </w:r>
+      <w:r>
+        <w:t>e nombre de Médailles de cette zone.</w:t>
+      </w:r>
+      <w:r>
+        <w:br/>
+      </w:r>
+      <w:proofErr w:type="gramStart"/>
+      <w:r>
+        <w:t>Ca</w:t>
+      </w:r>
+      <w:proofErr w:type="gramEnd"/>
+      <w:r>
+        <w:t xml:space="preserve"> permet de ne pas utiliser la colonne Médailles…</w:t>
+      </w:r>
+    </w:p>
+    <w:p>
+      <w:pPr>
+        <w:rPr>
+          <w:sz w:val="18"/>
+          <w:szCs w:val="18"/>
+        </w:rPr>
+      </w:pPr>
+      <w:r>
+        <w:t>Il y aura une table Power avec la traduction de chaque pouvoir.</w:t>
+      </w:r>
+      <w:r>
+        <w:br/>
+        <w:t xml:space="preserve">Il y aura une table </w:t>
+      </w:r>
+      <w:proofErr w:type="spellStart"/>
+      <w:r>
+        <w:t>Medals</w:t>
+      </w:r>
+      <w:proofErr w:type="spellEnd"/>
+      <w:r>
+        <w:t xml:space="preserve"> avec le </w:t>
+      </w:r>
+      <w:proofErr w:type="spellStart"/>
+      <w:r>
+        <w:t>le</w:t>
+      </w:r>
+      <w:proofErr w:type="spellEnd"/>
+      <w:r>
+        <w:t xml:space="preserve"> nombre de Médailles nécessaires pour la victoire.</w:t>
+      </w:r>
+      <w:r>
+        <w:br/>
+      </w:r>
+      <w:r>
+        <w:br/>
+      </w:r>
+      <w:r>
+        <w:t>R</w:t>
+      </w:r>
+      <w:r>
+        <w:t xml:space="preserve">echerche du chemin </w:t>
+      </w:r>
+      <w:r>
+        <w:t>comme dans</w:t>
+      </w:r>
+      <w:r>
+        <w:t xml:space="preserve"> Orion Duel</w:t>
+      </w:r>
+      <w:r>
+        <w:t xml:space="preserve"> qui est déjà une adaptation de Dungeon Twister…</w:t>
+      </w:r>
+      <w:r>
+        <w:br/>
+      </w:r>
+      <w:r>
+        <w:br/>
+      </w:r>
+      <w:proofErr w:type="spellStart"/>
+      <w:r>
+        <w:rPr>
+          <w:sz w:val="18"/>
+          <w:szCs w:val="18"/>
+        </w:rPr>
+        <w:t>function</w:t>
+      </w:r>
+      <w:proofErr w:type="spellEnd"/>
+      <w:r>
+        <w:rPr>
+          <w:sz w:val="18"/>
+          <w:szCs w:val="18"/>
+        </w:rPr>
+        <w:t xml:space="preserve"> </w:t>
+      </w:r>
+      <w:proofErr w:type="spellStart"/>
+      <w:proofErr w:type="gramStart"/>
+      <w:r>
+        <w:rPr>
+          <w:sz w:val="18"/>
+          <w:szCs w:val="18"/>
+        </w:rPr>
+        <w:t>checkRoad</w:t>
+      </w:r>
+      <w:proofErr w:type="spellEnd"/>
+      <w:r>
+        <w:rPr>
+          <w:sz w:val="18"/>
+          <w:szCs w:val="18"/>
+        </w:rPr>
+        <w:t>(</w:t>
+      </w:r>
+      <w:proofErr w:type="gramEnd"/>
+      <w:r>
+        <w:rPr>
+          <w:sz w:val="18"/>
+          <w:szCs w:val="18"/>
+        </w:rPr>
+        <w:t>$start, $finish, $</w:t>
+      </w:r>
+      <w:proofErr w:type="spellStart"/>
+      <w:r>
+        <w:rPr>
+          <w:sz w:val="18"/>
+          <w:szCs w:val="18"/>
+        </w:rPr>
+        <w:t>color_tiles</w:t>
+      </w:r>
+      <w:proofErr w:type="spellEnd"/>
+      <w:r>
+        <w:rPr>
+          <w:sz w:val="18"/>
+          <w:szCs w:val="18"/>
+        </w:rPr>
+        <w:t>)    {</w:t>
+      </w:r>
+    </w:p>
+    <w:p>
+      <w:r>
+        <w:t>$start est un tableau avec les différents QJ du joueur et $finish est celui avec les différents QG de l’adversaire.</w:t>
+      </w:r>
+      <w:r>
+        <w:br/>
+        <w:t>$</w:t>
+      </w:r>
+      <w:proofErr w:type="spellStart"/>
+      <w:r>
+        <w:t>color_tiles</w:t>
+      </w:r>
+      <w:proofErr w:type="spellEnd"/>
+      <w:r>
+        <w:t xml:space="preserve"> est la liste des Bases détenues par le joueur.</w:t>
+      </w:r>
+    </w:p>
+    <w:p>
+      <w:r>
+        <w:t xml:space="preserve">On teste d’abord si la recherche est utile </w:t>
+      </w:r>
+      <w:proofErr w:type="gramStart"/>
+      <w:r>
+        <w:t>( une</w:t>
+      </w:r>
+      <w:proofErr w:type="gramEnd"/>
+      <w:r>
+        <w:t xml:space="preserve"> Base au départ et une base à l’arrivée ).</w:t>
+      </w:r>
+    </w:p>
+    <w:p>
+      <w:pPr>
+        <w:rPr>
+          <w:sz w:val="18"/>
+          <w:szCs w:val="18"/>
+        </w:rPr>
+      </w:pPr>
+      <w:r>
+        <w:rPr>
+          <w:sz w:val="18"/>
+          <w:szCs w:val="18"/>
+        </w:rPr>
+        <w:t xml:space="preserve">        $starters = </w:t>
+      </w:r>
+      <w:proofErr w:type="spellStart"/>
+      <w:r>
+        <w:rPr>
+          <w:sz w:val="18"/>
+          <w:szCs w:val="18"/>
+        </w:rPr>
+        <w:t>array_</w:t>
+      </w:r>
+      <w:proofErr w:type="gramStart"/>
+      <w:r>
+        <w:rPr>
+          <w:sz w:val="18"/>
+          <w:szCs w:val="18"/>
+        </w:rPr>
+        <w:t>intersect</w:t>
+      </w:r>
+      <w:proofErr w:type="spellEnd"/>
+      <w:r>
+        <w:rPr>
+          <w:sz w:val="18"/>
+          <w:szCs w:val="18"/>
+        </w:rPr>
+        <w:t>(</w:t>
+      </w:r>
+      <w:proofErr w:type="gramEnd"/>
+      <w:r>
+        <w:rPr>
+          <w:sz w:val="18"/>
+          <w:szCs w:val="18"/>
+        </w:rPr>
+        <w:t>$start, $</w:t>
+      </w:r>
+      <w:proofErr w:type="spellStart"/>
+      <w:r>
+        <w:rPr>
+          <w:sz w:val="18"/>
+          <w:szCs w:val="18"/>
+        </w:rPr>
+        <w:t>color_tiles</w:t>
+      </w:r>
+      <w:proofErr w:type="spellEnd"/>
+      <w:r>
+        <w:rPr>
+          <w:sz w:val="18"/>
+          <w:szCs w:val="18"/>
+        </w:rPr>
+        <w:t>);</w:t>
+      </w:r>
+      <w:r>
+        <w:rPr>
+          <w:sz w:val="18"/>
+          <w:szCs w:val="18"/>
+        </w:rPr>
+        <w:br/>
+      </w:r>
+      <w:r>
+        <w:rPr>
+          <w:sz w:val="18"/>
+          <w:szCs w:val="18"/>
+        </w:rPr>
+        <w:t>        $</w:t>
+      </w:r>
+      <w:proofErr w:type="spellStart"/>
+      <w:r>
+        <w:rPr>
+          <w:sz w:val="18"/>
+          <w:szCs w:val="18"/>
+        </w:rPr>
+        <w:t>finishers</w:t>
+      </w:r>
+      <w:proofErr w:type="spellEnd"/>
+      <w:r>
+        <w:rPr>
+          <w:sz w:val="18"/>
+          <w:szCs w:val="18"/>
+        </w:rPr>
+        <w:t xml:space="preserve"> = </w:t>
+      </w:r>
+      <w:proofErr w:type="spellStart"/>
+      <w:r>
+        <w:rPr>
+          <w:sz w:val="18"/>
+          <w:szCs w:val="18"/>
+        </w:rPr>
+        <w:t>array_intersect</w:t>
+      </w:r>
+      <w:proofErr w:type="spellEnd"/>
+      <w:r>
+        <w:rPr>
+          <w:sz w:val="18"/>
+          <w:szCs w:val="18"/>
+        </w:rPr>
+        <w:t>($finish, $</w:t>
+      </w:r>
+      <w:proofErr w:type="spellStart"/>
+      <w:r>
+        <w:rPr>
+          <w:sz w:val="18"/>
+          <w:szCs w:val="18"/>
+        </w:rPr>
+        <w:t>color_tiles</w:t>
+      </w:r>
+      <w:proofErr w:type="spellEnd"/>
+      <w:r>
+        <w:rPr>
+          <w:sz w:val="18"/>
+          <w:szCs w:val="18"/>
+        </w:rPr>
+        <w:t>);</w:t>
+      </w:r>
+      <w:r>
+        <w:rPr>
+          <w:sz w:val="18"/>
+          <w:szCs w:val="18"/>
+        </w:rPr>
+        <w:br/>
+      </w:r>
+      <w:r>
+        <w:rPr>
+          <w:sz w:val="18"/>
+          <w:szCs w:val="18"/>
+        </w:rPr>
+        <w:t>        if (count($starters) == 0 || count($</w:t>
+      </w:r>
+      <w:proofErr w:type="spellStart"/>
+      <w:r>
+        <w:rPr>
+          <w:sz w:val="18"/>
+          <w:szCs w:val="18"/>
+        </w:rPr>
+        <w:t>finishers</w:t>
+      </w:r>
+      <w:proofErr w:type="spellEnd"/>
+      <w:r>
+        <w:rPr>
+          <w:sz w:val="18"/>
+          <w:szCs w:val="18"/>
+        </w:rPr>
+        <w:t>) == 0) {</w:t>
+      </w:r>
+      <w:r>
+        <w:rPr>
+          <w:sz w:val="18"/>
+          <w:szCs w:val="18"/>
+        </w:rPr>
+        <w:br/>
+      </w:r>
+      <w:r>
+        <w:rPr>
+          <w:sz w:val="18"/>
+          <w:szCs w:val="18"/>
+        </w:rPr>
+        <w:t>            return [];</w:t>
+      </w:r>
+      <w:r>
+        <w:rPr>
+          <w:sz w:val="18"/>
+          <w:szCs w:val="18"/>
+        </w:rPr>
+        <w:br/>
+      </w:r>
+      <w:r>
+        <w:rPr>
+          <w:sz w:val="18"/>
+          <w:szCs w:val="18"/>
+        </w:rPr>
+        <w:t>        }</w:t>
+      </w:r>
+    </w:p>
+    <w:p>
+      <w:r>
+        <w:t>L’algorithme pour va parcourir l’arbre…</w:t>
+      </w:r>
+      <w:r>
+        <w:br/>
+        <w:t xml:space="preserve">Pour chaque QG du joueur, </w:t>
+      </w:r>
+      <w:proofErr w:type="gramStart"/>
+      <w:r>
+        <w:t>on</w:t>
+      </w:r>
+      <w:proofErr w:type="gramEnd"/>
+      <w:r>
+        <w:t xml:space="preserve"> créé un tableau </w:t>
+      </w:r>
+      <w:proofErr w:type="spellStart"/>
+      <w:r>
+        <w:t>hexes</w:t>
+      </w:r>
+      <w:proofErr w:type="spellEnd"/>
+      <w:r>
+        <w:t xml:space="preserve"> avec pour propriétés </w:t>
+      </w:r>
+      <w:proofErr w:type="spellStart"/>
+      <w:r>
+        <w:t>l’id</w:t>
+      </w:r>
+      <w:proofErr w:type="spellEnd"/>
+      <w:r>
+        <w:t xml:space="preserve"> pour le définir, la distance et le </w:t>
+      </w:r>
+      <w:proofErr w:type="spellStart"/>
+      <w:r>
+        <w:t>chmin</w:t>
+      </w:r>
+      <w:proofErr w:type="spellEnd"/>
+      <w:r>
+        <w:t xml:space="preserve"> parcouru.</w:t>
+      </w:r>
+    </w:p>
+    <w:p>
+      <w:pPr>
+        <w:spacing w:after="0"/>
+        <w:rPr>
+          <w:sz w:val="18"/>
+          <w:szCs w:val="18"/>
+        </w:rPr>
+      </w:pPr>
+      <w:r>
+        <w:rPr>
+          <w:sz w:val="18"/>
+          <w:szCs w:val="18"/>
+        </w:rPr>
+        <w:t xml:space="preserve">        </w:t>
+      </w:r>
+      <w:proofErr w:type="spellStart"/>
+      <w:proofErr w:type="gramStart"/>
+      <w:r>
+        <w:rPr>
+          <w:sz w:val="18"/>
+          <w:szCs w:val="18"/>
+        </w:rPr>
+        <w:t>while</w:t>
+      </w:r>
+      <w:proofErr w:type="spellEnd"/>
+      <w:proofErr w:type="gramEnd"/>
+      <w:r>
+        <w:rPr>
+          <w:sz w:val="18"/>
+          <w:szCs w:val="18"/>
+        </w:rPr>
+        <w:t xml:space="preserve"> (count($starters) &gt; 0) {</w:t>
+      </w:r>
+    </w:p>
+    <w:p>
+      <w:pPr>
+        <w:spacing w:after="0"/>
+        <w:rPr>
+          <w:sz w:val="18"/>
+          <w:szCs w:val="18"/>
+        </w:rPr>
+      </w:pPr>
+      <w:r>
+        <w:rPr>
+          <w:sz w:val="18"/>
+          <w:szCs w:val="18"/>
+        </w:rPr>
+        <w:t xml:space="preserve">            $starter = </w:t>
+      </w:r>
+      <w:proofErr w:type="spellStart"/>
+      <w:r>
+        <w:rPr>
+          <w:sz w:val="18"/>
+          <w:szCs w:val="18"/>
+        </w:rPr>
+        <w:t>array_shift</w:t>
+      </w:r>
+      <w:proofErr w:type="spellEnd"/>
+      <w:r>
+        <w:rPr>
+          <w:sz w:val="18"/>
+          <w:szCs w:val="18"/>
+        </w:rPr>
+        <w:t>($starters</w:t>
+      </w:r>
+      <w:proofErr w:type="gramStart"/>
+      <w:r>
+        <w:rPr>
+          <w:sz w:val="18"/>
+          <w:szCs w:val="18"/>
+        </w:rPr>
+        <w:t>);</w:t>
+      </w:r>
+      <w:proofErr w:type="gramEnd"/>
+    </w:p>
+    <w:p>
+      <w:pPr>
+        <w:spacing w:after="0"/>
+        <w:rPr>
+          <w:sz w:val="18"/>
+          <w:szCs w:val="18"/>
+        </w:rPr>
+      </w:pPr>
+      <w:r>
+        <w:rPr>
+          <w:sz w:val="18"/>
+          <w:szCs w:val="18"/>
+        </w:rPr>
+        <w:t>            $</w:t>
+      </w:r>
+      <w:proofErr w:type="spellStart"/>
+      <w:r>
+        <w:rPr>
+          <w:sz w:val="18"/>
+          <w:szCs w:val="18"/>
+        </w:rPr>
+        <w:t>hexes</w:t>
+      </w:r>
+      <w:proofErr w:type="spellEnd"/>
+      <w:r>
+        <w:rPr>
+          <w:sz w:val="18"/>
+          <w:szCs w:val="18"/>
+        </w:rPr>
+        <w:t xml:space="preserve"> = [</w:t>
+      </w:r>
+      <w:proofErr w:type="gramStart"/>
+      <w:r>
+        <w:rPr>
+          <w:sz w:val="18"/>
+          <w:szCs w:val="18"/>
+        </w:rPr>
+        <w:t>];</w:t>
+      </w:r>
+      <w:proofErr w:type="gramEnd"/>
+    </w:p>
+    <w:p>
+      <w:pPr>
+        <w:spacing w:after="0"/>
+        <w:rPr>
+          <w:sz w:val="18"/>
+          <w:szCs w:val="18"/>
+        </w:rPr>
+      </w:pPr>
+      <w:r>
+        <w:rPr>
+          <w:sz w:val="18"/>
+          <w:szCs w:val="18"/>
+        </w:rPr>
+        <w:t>            $</w:t>
+      </w:r>
+      <w:proofErr w:type="spellStart"/>
+      <w:r>
+        <w:rPr>
+          <w:sz w:val="18"/>
+          <w:szCs w:val="18"/>
+        </w:rPr>
+        <w:t>hexes</w:t>
+      </w:r>
+      <w:proofErr w:type="spellEnd"/>
+      <w:r>
+        <w:rPr>
+          <w:sz w:val="18"/>
+          <w:szCs w:val="18"/>
+        </w:rPr>
+        <w:t>[$starter] = [</w:t>
+      </w:r>
+    </w:p>
+    <w:p>
+      <w:pPr>
+        <w:spacing w:after="0"/>
+        <w:rPr>
+          <w:sz w:val="18"/>
+          <w:szCs w:val="18"/>
+        </w:rPr>
+      </w:pPr>
+      <w:r>
+        <w:rPr>
+          <w:sz w:val="18"/>
+          <w:szCs w:val="18"/>
+        </w:rPr>
+        <w:t>                'id' =&gt; $starter,</w:t>
+      </w:r>
+    </w:p>
+    <w:p>
+      <w:pPr>
+        <w:spacing w:after="0"/>
+        <w:rPr>
+          <w:sz w:val="18"/>
+          <w:szCs w:val="18"/>
+        </w:rPr>
+      </w:pPr>
+      <w:r>
+        <w:rPr>
+          <w:sz w:val="18"/>
+          <w:szCs w:val="18"/>
+        </w:rPr>
+        <w:t>                'distance' =&gt; 0,</w:t>
+      </w:r>
+    </w:p>
+    <w:p>
+      <w:pPr>
+        <w:spacing w:after="0"/>
+        <w:rPr>
+          <w:sz w:val="18"/>
+          <w:szCs w:val="18"/>
+        </w:rPr>
+      </w:pPr>
+      <w:r>
+        <w:rPr>
+          <w:sz w:val="18"/>
+          <w:szCs w:val="18"/>
+        </w:rPr>
+        <w:t>                '</w:t>
+      </w:r>
+      <w:proofErr w:type="spellStart"/>
+      <w:r>
+        <w:rPr>
+          <w:sz w:val="18"/>
+          <w:szCs w:val="18"/>
+        </w:rPr>
+        <w:t>path</w:t>
+      </w:r>
+      <w:proofErr w:type="spellEnd"/>
+      <w:r>
+        <w:rPr>
+          <w:sz w:val="18"/>
+          <w:szCs w:val="18"/>
+        </w:rPr>
+        <w:t>' =&gt; [$starter]</w:t>
+      </w:r>
+    </w:p>
+    <w:p>
+      <w:pPr>
+        <w:spacing w:after="0"/>
+        <w:rPr>
+          <w:sz w:val="18"/>
+          <w:szCs w:val="18"/>
+        </w:rPr>
+      </w:pPr>
+      <w:r>
+        <w:rPr>
+          <w:sz w:val="18"/>
+          <w:szCs w:val="18"/>
+        </w:rPr>
+        <w:t>            ];</w:t>
+      </w:r>
+    </w:p>
+    <w:p>
+      <w:pPr>
+        <w:spacing w:after="0"/>
+        <w:rPr>
+          <w:sz w:val="18"/>
+          <w:szCs w:val="18"/>
+        </w:rPr>
+      </w:pPr>
+    </w:p>
+    <w:p>
+      <w:pPr>
+        <w:spacing w:after="0"/>
+      </w:pPr>
+      <w:r>
+        <w:t>On commence la recherche avec le QG.</w:t>
+      </w:r>
+      <w:r>
+        <w:br/>
+        <w:t xml:space="preserve">On a un tableau </w:t>
+      </w:r>
+      <w:proofErr w:type="spellStart"/>
+      <w:r>
+        <w:t>hexes_to</w:t>
+      </w:r>
+      <w:proofErr w:type="spellEnd"/>
+      <w:r>
+        <w:t xml:space="preserve"> explore et un tableau </w:t>
+      </w:r>
+      <w:proofErr w:type="spellStart"/>
+      <w:r>
+        <w:t>hexes_explored_ids</w:t>
+      </w:r>
+      <w:proofErr w:type="spellEnd"/>
+      <w:r>
+        <w:t xml:space="preserve"> pour suivre la progression de la recherche.</w:t>
+      </w:r>
+    </w:p>
+    <w:p>
+      <w:pPr>
+        <w:spacing w:after="0"/>
+        <w:rPr>
+          <w:sz w:val="18"/>
+          <w:szCs w:val="18"/>
+        </w:rPr>
+      </w:pPr>
+      <w:r>
+        <w:rPr>
+          <w:sz w:val="18"/>
+          <w:szCs w:val="18"/>
+        </w:rPr>
+        <w:t>            $</w:t>
+      </w:r>
+      <w:proofErr w:type="spellStart"/>
+      <w:r>
+        <w:rPr>
+          <w:sz w:val="18"/>
+          <w:szCs w:val="18"/>
+        </w:rPr>
+        <w:t>hexes_to_explore</w:t>
+      </w:r>
+      <w:proofErr w:type="spellEnd"/>
+      <w:r>
+        <w:rPr>
+          <w:sz w:val="18"/>
+          <w:szCs w:val="18"/>
+        </w:rPr>
+        <w:t xml:space="preserve"> = [[</w:t>
+      </w:r>
+    </w:p>
+    <w:p>
+      <w:pPr>
+        <w:spacing w:after="0"/>
+        <w:rPr>
+          <w:sz w:val="18"/>
+          <w:szCs w:val="18"/>
+        </w:rPr>
+      </w:pPr>
+      <w:r>
+        <w:rPr>
+          <w:sz w:val="18"/>
+          <w:szCs w:val="18"/>
+        </w:rPr>
+        <w:t>                'id' =&gt; $starter,</w:t>
+      </w:r>
+    </w:p>
+    <w:p>
+      <w:pPr>
+        <w:spacing w:after="0"/>
+        <w:rPr>
+          <w:sz w:val="18"/>
+          <w:szCs w:val="18"/>
+        </w:rPr>
+      </w:pPr>
+      <w:r>
+        <w:rPr>
+          <w:sz w:val="18"/>
+          <w:szCs w:val="18"/>
+        </w:rPr>
+        <w:t>                'distance' =&gt; 0,</w:t>
+      </w:r>
+    </w:p>
+    <w:p>
+      <w:pPr>
+        <w:spacing w:after="0"/>
+        <w:rPr>
+          <w:sz w:val="18"/>
+          <w:szCs w:val="18"/>
+        </w:rPr>
+      </w:pPr>
+      <w:r>
+        <w:rPr>
+          <w:sz w:val="18"/>
+          <w:szCs w:val="18"/>
+        </w:rPr>
+        <w:t>                '</w:t>
+      </w:r>
+      <w:proofErr w:type="spellStart"/>
+      <w:r>
+        <w:rPr>
+          <w:sz w:val="18"/>
+          <w:szCs w:val="18"/>
+        </w:rPr>
+        <w:t>path</w:t>
+      </w:r>
+      <w:proofErr w:type="spellEnd"/>
+      <w:r>
+        <w:rPr>
+          <w:sz w:val="18"/>
+          <w:szCs w:val="18"/>
+        </w:rPr>
+        <w:t>' =&gt; [$starter]</w:t>
+      </w:r>
+    </w:p>
+    <w:p>
+      <w:pPr>
+        <w:spacing w:after="0"/>
+        <w:rPr>
+          <w:sz w:val="18"/>
+          <w:szCs w:val="18"/>
+        </w:rPr>
+      </w:pPr>
+      <w:r>
+        <w:rPr>
+          <w:sz w:val="18"/>
+          <w:szCs w:val="18"/>
+        </w:rPr>
+        <w:t>            ]];</w:t>
+      </w:r>
+    </w:p>
+    <w:p>
+      <w:pPr>
+        <w:spacing w:after="0"/>
+        <w:rPr>
+          <w:sz w:val="18"/>
+          <w:szCs w:val="18"/>
+        </w:rPr>
+      </w:pPr>
+      <w:r>
+        <w:rPr>
+          <w:sz w:val="18"/>
+          <w:szCs w:val="18"/>
+        </w:rPr>
+        <w:t>            $</w:t>
+      </w:r>
+      <w:proofErr w:type="spellStart"/>
+      <w:r>
+        <w:rPr>
+          <w:sz w:val="18"/>
+          <w:szCs w:val="18"/>
+        </w:rPr>
+        <w:t>hexes_explored_ids</w:t>
+      </w:r>
+      <w:proofErr w:type="spellEnd"/>
+      <w:r>
+        <w:rPr>
+          <w:sz w:val="18"/>
+          <w:szCs w:val="18"/>
+        </w:rPr>
+        <w:t xml:space="preserve"> = [$starter</w:t>
+      </w:r>
+      <w:proofErr w:type="gramStart"/>
+      <w:r>
+        <w:rPr>
+          <w:sz w:val="18"/>
+          <w:szCs w:val="18"/>
+        </w:rPr>
+        <w:t>];</w:t>
+      </w:r>
+      <w:proofErr w:type="gramEnd"/>
+    </w:p>
+    <w:p>
+      <w:pPr>
+        <w:spacing w:after="0"/>
+        <w:rPr>
+          <w:sz w:val="18"/>
+          <w:szCs w:val="18"/>
+        </w:rPr>
+      </w:pPr>
+    </w:p>
+    <w:p>
+      <w:pPr>
+        <w:spacing w:after="0"/>
+      </w:pPr>
+      <w:r>
+        <w:t>On va comparer les Bases adjacentes aux Bases contrôlées et on met le résultat dans possibles</w:t>
+      </w:r>
+    </w:p>
+    <w:p>
+      <w:pPr>
+        <w:spacing w:after="0"/>
+        <w:rPr>
+          <w:sz w:val="18"/>
+          <w:szCs w:val="18"/>
+        </w:rPr>
+      </w:pPr>
+      <w:r>
+        <w:rPr>
+          <w:sz w:val="18"/>
+          <w:szCs w:val="18"/>
+        </w:rPr>
+        <w:t xml:space="preserve">            </w:t>
+      </w:r>
+      <w:proofErr w:type="spellStart"/>
+      <w:proofErr w:type="gramStart"/>
+      <w:r>
+        <w:rPr>
+          <w:sz w:val="18"/>
+          <w:szCs w:val="18"/>
+        </w:rPr>
+        <w:t>while</w:t>
+      </w:r>
+      <w:proofErr w:type="spellEnd"/>
+      <w:proofErr w:type="gramEnd"/>
+      <w:r>
+        <w:rPr>
+          <w:sz w:val="18"/>
+          <w:szCs w:val="18"/>
+        </w:rPr>
+        <w:t xml:space="preserve"> (count($</w:t>
+      </w:r>
+      <w:proofErr w:type="spellStart"/>
+      <w:r>
+        <w:rPr>
+          <w:sz w:val="18"/>
+          <w:szCs w:val="18"/>
+        </w:rPr>
+        <w:t>hexes_to_explore</w:t>
+      </w:r>
+      <w:proofErr w:type="spellEnd"/>
+      <w:r>
+        <w:rPr>
+          <w:sz w:val="18"/>
+          <w:szCs w:val="18"/>
+        </w:rPr>
+        <w:t>) &gt; 0) {</w:t>
+      </w:r>
+    </w:p>
+    <w:p>
+      <w:pPr>
+        <w:spacing w:after="0"/>
+        <w:rPr>
+          <w:sz w:val="18"/>
+          <w:szCs w:val="18"/>
+        </w:rPr>
+      </w:pPr>
+      <w:r>
+        <w:rPr>
+          <w:sz w:val="18"/>
+          <w:szCs w:val="18"/>
+        </w:rPr>
+        <w:t>                $</w:t>
+      </w:r>
+      <w:proofErr w:type="spellStart"/>
+      <w:r>
+        <w:rPr>
+          <w:sz w:val="18"/>
+          <w:szCs w:val="18"/>
+        </w:rPr>
+        <w:t>hex_explored</w:t>
+      </w:r>
+      <w:proofErr w:type="spellEnd"/>
+      <w:r>
+        <w:rPr>
+          <w:sz w:val="18"/>
+          <w:szCs w:val="18"/>
+        </w:rPr>
+        <w:t xml:space="preserve"> = </w:t>
+      </w:r>
+      <w:proofErr w:type="spellStart"/>
+      <w:r>
+        <w:rPr>
+          <w:sz w:val="18"/>
+          <w:szCs w:val="18"/>
+        </w:rPr>
+        <w:t>array_shift</w:t>
+      </w:r>
+      <w:proofErr w:type="spellEnd"/>
+      <w:r>
+        <w:rPr>
+          <w:sz w:val="18"/>
+          <w:szCs w:val="18"/>
+        </w:rPr>
+        <w:t>($</w:t>
+      </w:r>
+      <w:proofErr w:type="spellStart"/>
+      <w:r>
+        <w:rPr>
+          <w:sz w:val="18"/>
+          <w:szCs w:val="18"/>
+        </w:rPr>
+        <w:t>hexes_to_explore</w:t>
+      </w:r>
+      <w:proofErr w:type="spellEnd"/>
+      <w:proofErr w:type="gramStart"/>
+      <w:r>
+        <w:rPr>
+          <w:sz w:val="18"/>
+          <w:szCs w:val="18"/>
+        </w:rPr>
+        <w:t>);</w:t>
+      </w:r>
+      <w:proofErr w:type="gramEnd"/>
+    </w:p>
+    <w:p>
+      <w:pPr>
+        <w:spacing w:after="0"/>
+        <w:rPr>
+          <w:sz w:val="18"/>
+          <w:szCs w:val="18"/>
+        </w:rPr>
+      </w:pPr>
+      <w:r>
+        <w:rPr>
+          <w:sz w:val="18"/>
+          <w:szCs w:val="18"/>
+        </w:rPr>
+        <w:t>                $</w:t>
+      </w:r>
+      <w:proofErr w:type="spellStart"/>
+      <w:r>
+        <w:rPr>
+          <w:sz w:val="18"/>
+          <w:szCs w:val="18"/>
+        </w:rPr>
+        <w:t>one_hexes</w:t>
+      </w:r>
+      <w:proofErr w:type="spellEnd"/>
+      <w:r>
+        <w:rPr>
+          <w:sz w:val="18"/>
+          <w:szCs w:val="18"/>
+        </w:rPr>
+        <w:t xml:space="preserve"> = </w:t>
+      </w:r>
+      <w:proofErr w:type="gramStart"/>
+      <w:r>
+        <w:rPr>
+          <w:sz w:val="18"/>
+          <w:szCs w:val="18"/>
+        </w:rPr>
+        <w:t>self::</w:t>
+      </w:r>
+      <w:proofErr w:type="spellStart"/>
+      <w:proofErr w:type="gramEnd"/>
+      <w:r>
+        <w:rPr>
+          <w:sz w:val="18"/>
+          <w:szCs w:val="18"/>
+        </w:rPr>
+        <w:t>getAdjacentToHex</w:t>
+      </w:r>
+      <w:proofErr w:type="spellEnd"/>
+      <w:r>
+        <w:rPr>
+          <w:sz w:val="18"/>
+          <w:szCs w:val="18"/>
+        </w:rPr>
+        <w:t>($</w:t>
+      </w:r>
+      <w:proofErr w:type="spellStart"/>
+      <w:r>
+        <w:rPr>
+          <w:sz w:val="18"/>
+          <w:szCs w:val="18"/>
+        </w:rPr>
+        <w:t>hex_explored</w:t>
+      </w:r>
+      <w:proofErr w:type="spellEnd"/>
+      <w:r>
+        <w:rPr>
+          <w:sz w:val="18"/>
+          <w:szCs w:val="18"/>
+        </w:rPr>
+        <w:t>['id']);</w:t>
+      </w:r>
+    </w:p>
+    <w:p>
+      <w:pPr>
+        <w:spacing w:after="0"/>
+        <w:rPr>
+          <w:sz w:val="18"/>
+          <w:szCs w:val="18"/>
+        </w:rPr>
+      </w:pPr>
+      <w:r>
+        <w:rPr>
+          <w:sz w:val="18"/>
+          <w:szCs w:val="18"/>
+        </w:rPr>
+        <w:t xml:space="preserve">                $possibles = </w:t>
+      </w:r>
+      <w:proofErr w:type="spellStart"/>
+      <w:r>
+        <w:rPr>
+          <w:sz w:val="18"/>
+          <w:szCs w:val="18"/>
+        </w:rPr>
+        <w:t>array_</w:t>
+      </w:r>
+      <w:proofErr w:type="gramStart"/>
+      <w:r>
+        <w:rPr>
+          <w:sz w:val="18"/>
+          <w:szCs w:val="18"/>
+        </w:rPr>
+        <w:t>intersect</w:t>
+      </w:r>
+      <w:proofErr w:type="spellEnd"/>
+      <w:r>
+        <w:rPr>
+          <w:sz w:val="18"/>
+          <w:szCs w:val="18"/>
+        </w:rPr>
+        <w:t>(</w:t>
+      </w:r>
+      <w:proofErr w:type="gramEnd"/>
+      <w:r>
+        <w:rPr>
+          <w:sz w:val="18"/>
+          <w:szCs w:val="18"/>
+        </w:rPr>
+        <w:t>$</w:t>
+      </w:r>
+      <w:proofErr w:type="spellStart"/>
+      <w:r>
+        <w:rPr>
+          <w:sz w:val="18"/>
+          <w:szCs w:val="18"/>
+        </w:rPr>
+        <w:t>color_tiles</w:t>
+      </w:r>
+      <w:proofErr w:type="spellEnd"/>
+      <w:r>
+        <w:rPr>
+          <w:sz w:val="18"/>
+          <w:szCs w:val="18"/>
+        </w:rPr>
+        <w:t>, $</w:t>
+      </w:r>
+      <w:proofErr w:type="spellStart"/>
+      <w:r>
+        <w:rPr>
+          <w:sz w:val="18"/>
+          <w:szCs w:val="18"/>
+        </w:rPr>
+        <w:t>one_hexes</w:t>
+      </w:r>
+      <w:proofErr w:type="spellEnd"/>
+      <w:r>
+        <w:rPr>
+          <w:sz w:val="18"/>
+          <w:szCs w:val="18"/>
+        </w:rPr>
+        <w:t>);</w:t>
+      </w:r>
+    </w:p>
+    <w:p>
+      <w:pPr>
+        <w:spacing w:after="0"/>
+        <w:rPr>
+          <w:sz w:val="18"/>
+          <w:szCs w:val="18"/>
+        </w:rPr>
+      </w:pPr>
+    </w:p>
+    <w:p>
+      <w:pPr>
+        <w:spacing w:after="0"/>
+        <w:rPr>
+          <w:sz w:val="18"/>
+          <w:szCs w:val="18"/>
+        </w:rPr>
+      </w:pPr>
+      <w:r>
+        <w:lastRenderedPageBreak/>
+        <w:t>Si le Base n’a pas déjà été explorée, on l‘ajoute dans le chemin.</w:t>
+      </w:r>
+      <w:r>
+        <w:br/>
+        <w:t>Si c’est le QG adverse, on a fini.</w:t>
+      </w:r>
+      <w:r>
+        <w:rPr>
+          <w:sz w:val="18"/>
+          <w:szCs w:val="18"/>
+        </w:rPr>
+        <w:br/>
+      </w:r>
+    </w:p>
+    <w:p>
+      <w:pPr>
+        <w:spacing w:after="0"/>
+        <w:rPr>
+          <w:sz w:val="18"/>
+          <w:szCs w:val="18"/>
+        </w:rPr>
+      </w:pPr>
+      <w:r>
+        <w:rPr>
+          <w:sz w:val="18"/>
+          <w:szCs w:val="18"/>
+        </w:rPr>
+        <w:t xml:space="preserve">                </w:t>
+      </w:r>
+      <w:proofErr w:type="spellStart"/>
+      <w:proofErr w:type="gramStart"/>
+      <w:r>
+        <w:rPr>
+          <w:sz w:val="18"/>
+          <w:szCs w:val="18"/>
+        </w:rPr>
+        <w:t>foreach</w:t>
+      </w:r>
+      <w:proofErr w:type="spellEnd"/>
+      <w:proofErr w:type="gramEnd"/>
+      <w:r>
+        <w:rPr>
+          <w:sz w:val="18"/>
+          <w:szCs w:val="18"/>
+        </w:rPr>
+        <w:t xml:space="preserve"> ($possibles as $</w:t>
+      </w:r>
+      <w:proofErr w:type="spellStart"/>
+      <w:r>
+        <w:rPr>
+          <w:sz w:val="18"/>
+          <w:szCs w:val="18"/>
+        </w:rPr>
+        <w:t>new_hex</w:t>
+      </w:r>
+      <w:proofErr w:type="spellEnd"/>
+      <w:r>
+        <w:rPr>
+          <w:sz w:val="18"/>
+          <w:szCs w:val="18"/>
+        </w:rPr>
+        <w:t>) {</w:t>
+      </w:r>
+    </w:p>
+    <w:p>
+      <w:pPr>
+        <w:spacing w:after="0"/>
+        <w:rPr>
+          <w:sz w:val="18"/>
+          <w:szCs w:val="18"/>
+        </w:rPr>
+      </w:pPr>
+      <w:r>
+        <w:rPr>
+          <w:sz w:val="18"/>
+          <w:szCs w:val="18"/>
+        </w:rPr>
+        <w:t>                    $</w:t>
+      </w:r>
+      <w:proofErr w:type="spellStart"/>
+      <w:r>
+        <w:rPr>
+          <w:sz w:val="18"/>
+          <w:szCs w:val="18"/>
+        </w:rPr>
+        <w:t>path</w:t>
+      </w:r>
+      <w:proofErr w:type="spellEnd"/>
+      <w:r>
+        <w:rPr>
+          <w:sz w:val="18"/>
+          <w:szCs w:val="18"/>
+        </w:rPr>
+        <w:t xml:space="preserve"> = $</w:t>
+      </w:r>
+      <w:proofErr w:type="spellStart"/>
+      <w:r>
+        <w:rPr>
+          <w:sz w:val="18"/>
+          <w:szCs w:val="18"/>
+        </w:rPr>
+        <w:t>hex_explored</w:t>
+      </w:r>
+      <w:proofErr w:type="spellEnd"/>
+      <w:r>
+        <w:rPr>
+          <w:sz w:val="18"/>
+          <w:szCs w:val="18"/>
+        </w:rPr>
+        <w:t>['</w:t>
+      </w:r>
+      <w:proofErr w:type="spellStart"/>
+      <w:r>
+        <w:rPr>
+          <w:sz w:val="18"/>
+          <w:szCs w:val="18"/>
+        </w:rPr>
+        <w:t>path</w:t>
+      </w:r>
+      <w:proofErr w:type="spellEnd"/>
+      <w:r>
+        <w:rPr>
+          <w:sz w:val="18"/>
+          <w:szCs w:val="18"/>
+        </w:rPr>
+        <w:t>'</w:t>
+      </w:r>
+      <w:proofErr w:type="gramStart"/>
+      <w:r>
+        <w:rPr>
+          <w:sz w:val="18"/>
+          <w:szCs w:val="18"/>
+        </w:rPr>
+        <w:t>];</w:t>
+      </w:r>
+      <w:proofErr w:type="gramEnd"/>
+    </w:p>
+    <w:p>
+      <w:pPr>
+        <w:spacing w:after="0"/>
+        <w:rPr>
+          <w:sz w:val="18"/>
+          <w:szCs w:val="18"/>
+        </w:rPr>
+      </w:pPr>
+      <w:r>
+        <w:rPr>
+          <w:sz w:val="18"/>
+          <w:szCs w:val="18"/>
+        </w:rPr>
+        <w:t xml:space="preserve">                    </w:t>
+      </w:r>
+      <w:proofErr w:type="gramStart"/>
+      <w:r>
+        <w:rPr>
+          <w:sz w:val="18"/>
+          <w:szCs w:val="18"/>
+        </w:rPr>
+        <w:t>if</w:t>
+      </w:r>
+      <w:proofErr w:type="gramEnd"/>
+      <w:r>
+        <w:rPr>
+          <w:sz w:val="18"/>
+          <w:szCs w:val="18"/>
+        </w:rPr>
+        <w:t xml:space="preserve"> (!</w:t>
+      </w:r>
+      <w:proofErr w:type="spellStart"/>
+      <w:r>
+        <w:rPr>
+          <w:sz w:val="18"/>
+          <w:szCs w:val="18"/>
+        </w:rPr>
+        <w:t>in_array</w:t>
+      </w:r>
+      <w:proofErr w:type="spellEnd"/>
+      <w:r>
+        <w:rPr>
+          <w:sz w:val="18"/>
+          <w:szCs w:val="18"/>
+        </w:rPr>
+        <w:t>($</w:t>
+      </w:r>
+      <w:proofErr w:type="spellStart"/>
+      <w:r>
+        <w:rPr>
+          <w:sz w:val="18"/>
+          <w:szCs w:val="18"/>
+        </w:rPr>
+        <w:t>new_hex</w:t>
+      </w:r>
+      <w:proofErr w:type="spellEnd"/>
+      <w:r>
+        <w:rPr>
+          <w:sz w:val="18"/>
+          <w:szCs w:val="18"/>
+        </w:rPr>
+        <w:t>, $</w:t>
+      </w:r>
+      <w:proofErr w:type="spellStart"/>
+      <w:r>
+        <w:rPr>
+          <w:sz w:val="18"/>
+          <w:szCs w:val="18"/>
+        </w:rPr>
+        <w:t>hexes_explored_ids</w:t>
+      </w:r>
+      <w:proofErr w:type="spellEnd"/>
+      <w:r>
+        <w:rPr>
+          <w:sz w:val="18"/>
+          <w:szCs w:val="18"/>
+        </w:rPr>
+        <w:t>)) {</w:t>
+      </w:r>
+    </w:p>
+    <w:p>
+      <w:pPr>
+        <w:spacing w:after="0"/>
+        <w:rPr>
+          <w:sz w:val="18"/>
+          <w:szCs w:val="18"/>
+        </w:rPr>
+      </w:pPr>
+      <w:r>
+        <w:rPr>
+          <w:sz w:val="18"/>
+          <w:szCs w:val="18"/>
+        </w:rPr>
+        <w:t>                        $</w:t>
+      </w:r>
+      <w:proofErr w:type="spellStart"/>
+      <w:proofErr w:type="gramStart"/>
+      <w:r>
+        <w:rPr>
+          <w:sz w:val="18"/>
+          <w:szCs w:val="18"/>
+        </w:rPr>
+        <w:t>path</w:t>
+      </w:r>
+      <w:proofErr w:type="spellEnd"/>
+      <w:r>
+        <w:rPr>
+          <w:sz w:val="18"/>
+          <w:szCs w:val="18"/>
+        </w:rPr>
+        <w:t>[</w:t>
+      </w:r>
+      <w:proofErr w:type="gramEnd"/>
+      <w:r>
+        <w:rPr>
+          <w:sz w:val="18"/>
+          <w:szCs w:val="18"/>
+        </w:rPr>
+        <w:t>] = $</w:t>
+      </w:r>
+      <w:proofErr w:type="spellStart"/>
+      <w:r>
+        <w:rPr>
+          <w:sz w:val="18"/>
+          <w:szCs w:val="18"/>
+        </w:rPr>
+        <w:t>new_hex</w:t>
+      </w:r>
+      <w:proofErr w:type="spellEnd"/>
+      <w:r>
+        <w:rPr>
+          <w:sz w:val="18"/>
+          <w:szCs w:val="18"/>
+        </w:rPr>
+        <w:t>;</w:t>
+      </w:r>
+    </w:p>
+    <w:p>
+      <w:pPr>
+        <w:spacing w:after="0"/>
+        <w:rPr>
+          <w:sz w:val="18"/>
+          <w:szCs w:val="18"/>
+        </w:rPr>
+      </w:pPr>
+      <w:r>
+        <w:rPr>
+          <w:sz w:val="18"/>
+          <w:szCs w:val="18"/>
+        </w:rPr>
+        <w:t>                        $</w:t>
+      </w:r>
+      <w:proofErr w:type="spellStart"/>
+      <w:r>
+        <w:rPr>
+          <w:sz w:val="18"/>
+          <w:szCs w:val="18"/>
+        </w:rPr>
+        <w:t>sortofmove</w:t>
+      </w:r>
+      <w:proofErr w:type="spellEnd"/>
+      <w:r>
+        <w:rPr>
+          <w:sz w:val="18"/>
+          <w:szCs w:val="18"/>
+        </w:rPr>
+        <w:t xml:space="preserve"> = (</w:t>
+      </w:r>
+      <w:proofErr w:type="spellStart"/>
+      <w:r>
+        <w:rPr>
+          <w:sz w:val="18"/>
+          <w:szCs w:val="18"/>
+        </w:rPr>
+        <w:t>in_</w:t>
+      </w:r>
+      <w:proofErr w:type="gramStart"/>
+      <w:r>
+        <w:rPr>
+          <w:sz w:val="18"/>
+          <w:szCs w:val="18"/>
+        </w:rPr>
+        <w:t>array</w:t>
+      </w:r>
+      <w:proofErr w:type="spellEnd"/>
+      <w:r>
+        <w:rPr>
+          <w:sz w:val="18"/>
+          <w:szCs w:val="18"/>
+        </w:rPr>
+        <w:t>(</w:t>
+      </w:r>
+      <w:proofErr w:type="gramEnd"/>
+      <w:r>
+        <w:rPr>
+          <w:sz w:val="18"/>
+          <w:szCs w:val="18"/>
+        </w:rPr>
+        <w:t>$</w:t>
+      </w:r>
+      <w:proofErr w:type="spellStart"/>
+      <w:r>
+        <w:rPr>
+          <w:sz w:val="18"/>
+          <w:szCs w:val="18"/>
+        </w:rPr>
+        <w:t>new_hex</w:t>
+      </w:r>
+      <w:proofErr w:type="spellEnd"/>
+      <w:r>
+        <w:rPr>
+          <w:sz w:val="18"/>
+          <w:szCs w:val="18"/>
+        </w:rPr>
+        <w:t>, $</w:t>
+      </w:r>
+      <w:proofErr w:type="spellStart"/>
+      <w:r>
+        <w:rPr>
+          <w:sz w:val="18"/>
+          <w:szCs w:val="18"/>
+        </w:rPr>
+        <w:t>finishers</w:t>
+      </w:r>
+      <w:proofErr w:type="spellEnd"/>
+      <w:r>
+        <w:rPr>
+          <w:sz w:val="18"/>
+          <w:szCs w:val="18"/>
+        </w:rPr>
+        <w:t>)) ? 'finish' : 'move</w:t>
+      </w:r>
+      <w:proofErr w:type="gramStart"/>
+      <w:r>
+        <w:rPr>
+          <w:sz w:val="18"/>
+          <w:szCs w:val="18"/>
+        </w:rPr>
+        <w:t>';</w:t>
+      </w:r>
+      <w:proofErr w:type="gramEnd"/>
+    </w:p>
+    <w:p>
+      <w:pPr>
+        <w:spacing w:after="0"/>
+        <w:rPr>
+          <w:sz w:val="18"/>
+          <w:szCs w:val="18"/>
+        </w:rPr>
+      </w:pPr>
+      <w:r>
+        <w:rPr>
+          <w:sz w:val="18"/>
+          <w:szCs w:val="18"/>
+        </w:rPr>
+        <w:t xml:space="preserve">                        </w:t>
+      </w:r>
+      <w:proofErr w:type="gramStart"/>
+      <w:r>
+        <w:rPr>
+          <w:sz w:val="18"/>
+          <w:szCs w:val="18"/>
+        </w:rPr>
+        <w:t>if</w:t>
+      </w:r>
+      <w:proofErr w:type="gramEnd"/>
+      <w:r>
+        <w:rPr>
+          <w:sz w:val="18"/>
+          <w:szCs w:val="18"/>
+        </w:rPr>
+        <w:t xml:space="preserve"> ($</w:t>
+      </w:r>
+      <w:proofErr w:type="spellStart"/>
+      <w:r>
+        <w:rPr>
+          <w:sz w:val="18"/>
+          <w:szCs w:val="18"/>
+        </w:rPr>
+        <w:t>sortofmove</w:t>
+      </w:r>
+      <w:proofErr w:type="spellEnd"/>
+      <w:r>
+        <w:rPr>
+          <w:sz w:val="18"/>
+          <w:szCs w:val="18"/>
+        </w:rPr>
+        <w:t xml:space="preserve"> == 'finish') {</w:t>
+      </w:r>
+    </w:p>
+    <w:p>
+      <w:pPr>
+        <w:spacing w:after="0"/>
+        <w:rPr>
+          <w:sz w:val="18"/>
+          <w:szCs w:val="18"/>
+        </w:rPr>
+      </w:pPr>
+      <w:r>
+        <w:rPr>
+          <w:sz w:val="18"/>
+          <w:szCs w:val="18"/>
+        </w:rPr>
+        <w:t xml:space="preserve">                            </w:t>
+      </w:r>
+      <w:proofErr w:type="gramStart"/>
+      <w:r>
+        <w:rPr>
+          <w:sz w:val="18"/>
+          <w:szCs w:val="18"/>
+        </w:rPr>
+        <w:t>return</w:t>
+      </w:r>
+      <w:proofErr w:type="gramEnd"/>
+      <w:r>
+        <w:rPr>
+          <w:sz w:val="18"/>
+          <w:szCs w:val="18"/>
+        </w:rPr>
+        <w:t xml:space="preserve"> $</w:t>
+      </w:r>
+      <w:proofErr w:type="spellStart"/>
+      <w:r>
+        <w:rPr>
+          <w:sz w:val="18"/>
+          <w:szCs w:val="18"/>
+        </w:rPr>
+        <w:t>path</w:t>
+      </w:r>
+      <w:proofErr w:type="spellEnd"/>
+      <w:r>
+        <w:rPr>
+          <w:sz w:val="18"/>
+          <w:szCs w:val="18"/>
+        </w:rPr>
+        <w:t>;</w:t>
+      </w:r>
+    </w:p>
+    <w:p>
+      <w:pPr>
+        <w:spacing w:after="0"/>
+        <w:rPr>
+          <w:sz w:val="18"/>
+          <w:szCs w:val="18"/>
+        </w:rPr>
+      </w:pPr>
+      <w:r>
+        <w:rPr>
+          <w:sz w:val="18"/>
+          <w:szCs w:val="18"/>
+        </w:rPr>
+        <w:t>                        }</w:t>
+      </w:r>
+    </w:p>
+    <w:p>
+      <w:pPr>
+        <w:spacing w:after="0"/>
+        <w:rPr>
+          <w:sz w:val="18"/>
+          <w:szCs w:val="18"/>
+        </w:rPr>
+      </w:pPr>
+    </w:p>
+    <w:p>
+      <w:pPr>
+        <w:spacing w:after="0"/>
+      </w:pPr>
+      <w:r>
+        <w:t>Sinon on ajoute la nouvelle Base dans celle à explorer avec le chemin parcouru et une distance incrémentée.</w:t>
+      </w:r>
+    </w:p>
+    <w:p>
+      <w:pPr>
+        <w:spacing w:after="0"/>
+        <w:rPr>
+          <w:sz w:val="18"/>
+          <w:szCs w:val="18"/>
+        </w:rPr>
+      </w:pPr>
+    </w:p>
+    <w:p>
+      <w:pPr>
+        <w:spacing w:after="0"/>
+        <w:rPr>
+          <w:sz w:val="18"/>
+          <w:szCs w:val="18"/>
+        </w:rPr>
+      </w:pPr>
+      <w:r>
+        <w:rPr>
+          <w:sz w:val="18"/>
+          <w:szCs w:val="18"/>
+        </w:rPr>
+        <w:t xml:space="preserve">                        </w:t>
+      </w:r>
+      <w:proofErr w:type="gramStart"/>
+      <w:r>
+        <w:rPr>
+          <w:sz w:val="18"/>
+          <w:szCs w:val="18"/>
+        </w:rPr>
+        <w:t>if</w:t>
+      </w:r>
+      <w:proofErr w:type="gramEnd"/>
+      <w:r>
+        <w:rPr>
+          <w:sz w:val="18"/>
+          <w:szCs w:val="18"/>
+        </w:rPr>
+        <w:t xml:space="preserve"> ($</w:t>
+      </w:r>
+      <w:proofErr w:type="spellStart"/>
+      <w:r>
+        <w:rPr>
+          <w:sz w:val="18"/>
+          <w:szCs w:val="18"/>
+        </w:rPr>
+        <w:t>sortofmove</w:t>
+      </w:r>
+      <w:proofErr w:type="spellEnd"/>
+      <w:r>
+        <w:rPr>
+          <w:sz w:val="18"/>
+          <w:szCs w:val="18"/>
+        </w:rPr>
+        <w:t xml:space="preserve"> == 'move') {</w:t>
+      </w:r>
+    </w:p>
+    <w:p>
+      <w:pPr>
+        <w:spacing w:after="0"/>
+        <w:rPr>
+          <w:sz w:val="18"/>
+          <w:szCs w:val="18"/>
+        </w:rPr>
+      </w:pPr>
+      <w:r>
+        <w:rPr>
+          <w:sz w:val="18"/>
+          <w:szCs w:val="18"/>
+        </w:rPr>
+        <w:t>                            $</w:t>
+      </w:r>
+      <w:proofErr w:type="spellStart"/>
+      <w:r>
+        <w:rPr>
+          <w:sz w:val="18"/>
+          <w:szCs w:val="18"/>
+        </w:rPr>
+        <w:t>hexes_to_</w:t>
+      </w:r>
+      <w:proofErr w:type="gramStart"/>
+      <w:r>
+        <w:rPr>
+          <w:sz w:val="18"/>
+          <w:szCs w:val="18"/>
+        </w:rPr>
+        <w:t>explore</w:t>
+      </w:r>
+      <w:proofErr w:type="spellEnd"/>
+      <w:r>
+        <w:rPr>
+          <w:sz w:val="18"/>
+          <w:szCs w:val="18"/>
+        </w:rPr>
+        <w:t>[</w:t>
+      </w:r>
+      <w:proofErr w:type="gramEnd"/>
+      <w:r>
+        <w:rPr>
+          <w:sz w:val="18"/>
+          <w:szCs w:val="18"/>
+        </w:rPr>
+        <w:t>] = [</w:t>
+      </w:r>
+    </w:p>
+    <w:p>
+      <w:pPr>
+        <w:spacing w:after="0"/>
+        <w:rPr>
+          <w:sz w:val="18"/>
+          <w:szCs w:val="18"/>
+        </w:rPr>
+      </w:pPr>
+      <w:r>
+        <w:rPr>
+          <w:sz w:val="18"/>
+          <w:szCs w:val="18"/>
+        </w:rPr>
+        <w:t>                                'id' =&gt; $</w:t>
+      </w:r>
+      <w:proofErr w:type="spellStart"/>
+      <w:r>
+        <w:rPr>
+          <w:sz w:val="18"/>
+          <w:szCs w:val="18"/>
+        </w:rPr>
+        <w:t>new_hex</w:t>
+      </w:r>
+      <w:proofErr w:type="spellEnd"/>
+      <w:r>
+        <w:rPr>
+          <w:sz w:val="18"/>
+          <w:szCs w:val="18"/>
+        </w:rPr>
+        <w:t>,</w:t>
+      </w:r>
+    </w:p>
+    <w:p>
+      <w:pPr>
+        <w:spacing w:after="0"/>
+        <w:rPr>
+          <w:sz w:val="18"/>
+          <w:szCs w:val="18"/>
+        </w:rPr>
+      </w:pPr>
+      <w:r>
+        <w:rPr>
+          <w:sz w:val="18"/>
+          <w:szCs w:val="18"/>
+        </w:rPr>
+        <w:t>                                'distance' =&gt; $</w:t>
+      </w:r>
+      <w:proofErr w:type="spellStart"/>
+      <w:r>
+        <w:rPr>
+          <w:sz w:val="18"/>
+          <w:szCs w:val="18"/>
+        </w:rPr>
+        <w:t>hex_explored</w:t>
+      </w:r>
+      <w:proofErr w:type="spellEnd"/>
+      <w:r>
+        <w:rPr>
+          <w:sz w:val="18"/>
+          <w:szCs w:val="18"/>
+        </w:rPr>
+        <w:t>['distance'] + 1,</w:t>
+      </w:r>
+    </w:p>
+    <w:p>
+      <w:pPr>
+        <w:spacing w:after="0"/>
+        <w:rPr>
+          <w:sz w:val="18"/>
+          <w:szCs w:val="18"/>
+        </w:rPr>
+      </w:pPr>
+      <w:r>
+        <w:rPr>
+          <w:sz w:val="18"/>
+          <w:szCs w:val="18"/>
+        </w:rPr>
+        <w:t>                                '</w:t>
+      </w:r>
+      <w:proofErr w:type="spellStart"/>
+      <w:r>
+        <w:rPr>
+          <w:sz w:val="18"/>
+          <w:szCs w:val="18"/>
+        </w:rPr>
+        <w:t>path</w:t>
+      </w:r>
+      <w:proofErr w:type="spellEnd"/>
+      <w:r>
+        <w:rPr>
+          <w:sz w:val="18"/>
+          <w:szCs w:val="18"/>
+        </w:rPr>
+        <w:t>' =&gt; $</w:t>
+      </w:r>
+      <w:proofErr w:type="spellStart"/>
+      <w:r>
+        <w:rPr>
+          <w:sz w:val="18"/>
+          <w:szCs w:val="18"/>
+        </w:rPr>
+        <w:t>path</w:t>
+      </w:r>
+      <w:proofErr w:type="spellEnd"/>
+    </w:p>
+    <w:p>
+      <w:pPr>
+        <w:spacing w:after="0"/>
+        <w:rPr>
+          <w:sz w:val="18"/>
+          <w:szCs w:val="18"/>
+        </w:rPr>
+      </w:pPr>
+      <w:r>
+        <w:rPr>
+          <w:sz w:val="18"/>
+          <w:szCs w:val="18"/>
+        </w:rPr>
+        <w:t>                            ];</w:t>
+      </w:r>
+    </w:p>
+    <w:p>
+      <w:pPr>
+        <w:spacing w:after="0"/>
+        <w:rPr>
+          <w:sz w:val="18"/>
+          <w:szCs w:val="18"/>
+        </w:rPr>
+      </w:pPr>
+      <w:r>
+        <w:rPr>
+          <w:sz w:val="18"/>
+          <w:szCs w:val="18"/>
+        </w:rPr>
+        <w:t>                        }</w:t>
+      </w:r>
+    </w:p>
+    <w:p>
+      <w:pPr>
+        <w:spacing w:after="0"/>
+        <w:rPr>
+          <w:sz w:val="18"/>
+          <w:szCs w:val="18"/>
+        </w:rPr>
+      </w:pPr>
+      <w:r>
+        <w:rPr>
+          <w:sz w:val="18"/>
+          <w:szCs w:val="18"/>
+        </w:rPr>
+        <w:t>                        $</w:t>
+      </w:r>
+      <w:proofErr w:type="spellStart"/>
+      <w:r>
+        <w:rPr>
+          <w:sz w:val="18"/>
+          <w:szCs w:val="18"/>
+        </w:rPr>
+        <w:t>hexes</w:t>
+      </w:r>
+      <w:proofErr w:type="spellEnd"/>
+      <w:r>
+        <w:rPr>
+          <w:sz w:val="18"/>
+          <w:szCs w:val="18"/>
+        </w:rPr>
+        <w:t>[$</w:t>
+      </w:r>
+      <w:proofErr w:type="spellStart"/>
+      <w:r>
+        <w:rPr>
+          <w:sz w:val="18"/>
+          <w:szCs w:val="18"/>
+        </w:rPr>
+        <w:t>new_hex</w:t>
+      </w:r>
+      <w:proofErr w:type="spellEnd"/>
+      <w:r>
+        <w:rPr>
+          <w:sz w:val="18"/>
+          <w:szCs w:val="18"/>
+        </w:rPr>
+        <w:t>] = [</w:t>
+      </w:r>
+    </w:p>
+    <w:p>
+      <w:pPr>
+        <w:spacing w:after="0"/>
+        <w:rPr>
+          <w:sz w:val="18"/>
+          <w:szCs w:val="18"/>
+        </w:rPr>
+      </w:pPr>
+      <w:r>
+        <w:rPr>
+          <w:sz w:val="18"/>
+          <w:szCs w:val="18"/>
+        </w:rPr>
+        <w:t>                            'id' =&gt; $</w:t>
+      </w:r>
+      <w:proofErr w:type="spellStart"/>
+      <w:r>
+        <w:rPr>
+          <w:sz w:val="18"/>
+          <w:szCs w:val="18"/>
+        </w:rPr>
+        <w:t>new_hex</w:t>
+      </w:r>
+      <w:proofErr w:type="spellEnd"/>
+      <w:r>
+        <w:rPr>
+          <w:sz w:val="18"/>
+          <w:szCs w:val="18"/>
+        </w:rPr>
+        <w:t>,</w:t>
+      </w:r>
+    </w:p>
+    <w:p>
+      <w:pPr>
+        <w:spacing w:after="0"/>
+        <w:rPr>
+          <w:sz w:val="18"/>
+          <w:szCs w:val="18"/>
+        </w:rPr>
+      </w:pPr>
+      <w:r>
+        <w:rPr>
+          <w:sz w:val="18"/>
+          <w:szCs w:val="18"/>
+        </w:rPr>
+        <w:t>                            'distance' =&gt; $</w:t>
+      </w:r>
+      <w:proofErr w:type="spellStart"/>
+      <w:r>
+        <w:rPr>
+          <w:sz w:val="18"/>
+          <w:szCs w:val="18"/>
+        </w:rPr>
+        <w:t>hex_explored</w:t>
+      </w:r>
+      <w:proofErr w:type="spellEnd"/>
+      <w:r>
+        <w:rPr>
+          <w:sz w:val="18"/>
+          <w:szCs w:val="18"/>
+        </w:rPr>
+        <w:t>['distance'] + 1,</w:t>
+      </w:r>
+    </w:p>
+    <w:p>
+      <w:pPr>
+        <w:spacing w:after="0"/>
+        <w:rPr>
+          <w:sz w:val="18"/>
+          <w:szCs w:val="18"/>
+        </w:rPr>
+      </w:pPr>
+      <w:r>
+        <w:rPr>
+          <w:sz w:val="18"/>
+          <w:szCs w:val="18"/>
+        </w:rPr>
+        <w:t>                            '</w:t>
+      </w:r>
+      <w:proofErr w:type="spellStart"/>
+      <w:r>
+        <w:rPr>
+          <w:sz w:val="18"/>
+          <w:szCs w:val="18"/>
+        </w:rPr>
+        <w:t>path</w:t>
+      </w:r>
+      <w:proofErr w:type="spellEnd"/>
+      <w:r>
+        <w:rPr>
+          <w:sz w:val="18"/>
+          <w:szCs w:val="18"/>
+        </w:rPr>
+        <w:t>' =&gt; $</w:t>
+      </w:r>
+      <w:proofErr w:type="spellStart"/>
+      <w:r>
+        <w:rPr>
+          <w:sz w:val="18"/>
+          <w:szCs w:val="18"/>
+        </w:rPr>
+        <w:t>path</w:t>
+      </w:r>
+      <w:proofErr w:type="spellEnd"/>
+    </w:p>
+    <w:p>
+      <w:pPr>
+        <w:spacing w:after="0"/>
+        <w:rPr>
+          <w:sz w:val="18"/>
+          <w:szCs w:val="18"/>
+        </w:rPr>
+      </w:pPr>
+      <w:r>
+        <w:rPr>
+          <w:sz w:val="18"/>
+          <w:szCs w:val="18"/>
+        </w:rPr>
+        <w:t>                        ];</w:t>
+      </w:r>
+    </w:p>
+    <w:p>
+      <w:pPr>
+        <w:spacing w:after="0"/>
+        <w:rPr>
+          <w:sz w:val="18"/>
+          <w:szCs w:val="18"/>
+        </w:rPr>
+      </w:pPr>
+      <w:r>
+        <w:rPr>
+          <w:sz w:val="18"/>
+          <w:szCs w:val="18"/>
+        </w:rPr>
+        <w:t>                        $</w:t>
+      </w:r>
+      <w:proofErr w:type="spellStart"/>
+      <w:r>
+        <w:rPr>
+          <w:sz w:val="18"/>
+          <w:szCs w:val="18"/>
+        </w:rPr>
+        <w:t>hexes_explored_</w:t>
+      </w:r>
+      <w:proofErr w:type="gramStart"/>
+      <w:r>
+        <w:rPr>
+          <w:sz w:val="18"/>
+          <w:szCs w:val="18"/>
+        </w:rPr>
+        <w:t>ids</w:t>
+      </w:r>
+      <w:proofErr w:type="spellEnd"/>
+      <w:r>
+        <w:rPr>
+          <w:sz w:val="18"/>
+          <w:szCs w:val="18"/>
+        </w:rPr>
+        <w:t>[</w:t>
+      </w:r>
+      <w:proofErr w:type="gramEnd"/>
+      <w:r>
+        <w:rPr>
+          <w:sz w:val="18"/>
+          <w:szCs w:val="18"/>
+        </w:rPr>
+        <w:t>] = $</w:t>
+      </w:r>
+      <w:proofErr w:type="spellStart"/>
+      <w:r>
+        <w:rPr>
+          <w:sz w:val="18"/>
+          <w:szCs w:val="18"/>
+        </w:rPr>
+        <w:t>new_hex</w:t>
+      </w:r>
+      <w:proofErr w:type="spellEnd"/>
+      <w:r>
+        <w:rPr>
+          <w:sz w:val="18"/>
+          <w:szCs w:val="18"/>
+        </w:rPr>
+        <w:t>;</w:t>
+      </w:r>
+    </w:p>
+    <w:p>
+      <w:pPr>
+        <w:spacing w:after="0"/>
+        <w:rPr>
+          <w:sz w:val="18"/>
+          <w:szCs w:val="18"/>
+        </w:rPr>
+      </w:pPr>
+      <w:r>
+        <w:rPr>
+          <w:sz w:val="18"/>
+          <w:szCs w:val="18"/>
+        </w:rPr>
+        <w:t>                    }</w:t>
+      </w:r>
+    </w:p>
+    <w:p>
+      <w:pPr>
+        <w:spacing w:after="0"/>
+        <w:rPr>
+          <w:sz w:val="18"/>
+          <w:szCs w:val="18"/>
+        </w:rPr>
+      </w:pPr>
+      <w:r>
+        <w:rPr>
+          <w:sz w:val="18"/>
+          <w:szCs w:val="18"/>
+        </w:rPr>
+        <w:t>                }</w:t>
+      </w:r>
+    </w:p>
+    <w:p>
+      <w:pPr>
+        <w:spacing w:after="0"/>
+        <w:rPr>
+          <w:sz w:val="18"/>
+          <w:szCs w:val="18"/>
+        </w:rPr>
+      </w:pPr>
+      <w:r>
+        <w:rPr>
+          <w:sz w:val="18"/>
+          <w:szCs w:val="18"/>
+        </w:rPr>
+        <w:t>            }</w:t>
+      </w:r>
+    </w:p>
+    <w:p>
+      <w:pPr>
+        <w:spacing w:after="0"/>
+        <w:rPr>
+          <w:sz w:val="18"/>
+          <w:szCs w:val="18"/>
+        </w:rPr>
+      </w:pPr>
+      <w:r>
+        <w:rPr>
+          <w:sz w:val="18"/>
+          <w:szCs w:val="18"/>
+        </w:rPr>
+        <w:t>        }</w:t>
+      </w:r>
+    </w:p>
+    <w:p>
+      <w:pPr>
+        <w:spacing w:after="0"/>
+        <w:rPr>
+          <w:sz w:val="18"/>
+          <w:szCs w:val="18"/>
+        </w:rPr>
+      </w:pPr>
+      <w:r>
+        <w:rPr>
+          <w:sz w:val="18"/>
+          <w:szCs w:val="18"/>
+        </w:rPr>
+        <w:t xml:space="preserve">        </w:t>
+      </w:r>
+      <w:proofErr w:type="gramStart"/>
+      <w:r>
+        <w:rPr>
+          <w:sz w:val="18"/>
+          <w:szCs w:val="18"/>
+        </w:rPr>
+        <w:t>return</w:t>
+      </w:r>
+      <w:proofErr w:type="gramEnd"/>
+      <w:r>
+        <w:rPr>
+          <w:sz w:val="18"/>
+          <w:szCs w:val="18"/>
+        </w:rPr>
+        <w:t xml:space="preserve"> [];</w:t>
+      </w:r>
+    </w:p>
+    <w:p>
+      <w:pPr>
+        <w:spacing w:after="0"/>
+        <w:rPr>
+          <w:sz w:val="18"/>
+          <w:szCs w:val="18"/>
+        </w:rPr>
+      </w:pPr>
+      <w:r>
+        <w:rPr>
+          <w:sz w:val="18"/>
+          <w:szCs w:val="18"/>
+        </w:rPr>
+        <w:t>    }</w:t>
+      </w:r>
+    </w:p>
+    <w:p>
+      <w:pPr>
+        <w:spacing w:after="0"/>
+        <w:rPr>
+          <w:sz w:val="18"/>
+          <w:szCs w:val="18"/>
+        </w:rPr>
+      </w:pPr>
+    </w:p>
+    <w:p>
+      <w:pPr>
+        <w:spacing w:after="0"/>
+      </w:pPr>
+      <w:r>
+        <w:t xml:space="preserve">Le tableau </w:t>
+      </w:r>
+      <w:proofErr w:type="spellStart"/>
+      <w:r>
+        <w:t>Hexes</w:t>
+      </w:r>
+      <w:proofErr w:type="spellEnd"/>
+      <w:r>
+        <w:t xml:space="preserve"> n’est pas utile sauf si on veut dessiner le plus court chemin…</w:t>
+      </w:r>
+      <w:r>
+        <w:t xml:space="preserve"> (impératif dans Dungeon Twister)</w:t>
+      </w:r>
+      <w:r>
+        <w:br/>
+        <w:t>Dans ce cas, on compare la distance parcourue si on atteint une case qui est déjà dans le tableau et si elle est inférieure, on remplace la distance et le chemin. (TODO)</w:t>
+      </w:r>
+      <w:r>
+        <w:br/>
+        <w:t xml:space="preserve">S’il y a plusieurs QG de départ ou d’arrivée, on peut tout parcourir même si on trouve une solution mais il faudra contrôler si ce n’est pas trop gourmand en ressources… </w:t>
       </w:r>
     </w:p>
     <w:p/>
@@ -1081,7 +3400,6 @@
   <w:style w:type="character" w:default="1" w:styleId="Policepardfaut">
     <w:name w:val="Default Paragraph Font"/>
     <w:uiPriority w:val="1"/>
-    <w:semiHidden/>
     <w:unhideWhenUsed/>
   </w:style>
   <w:style w:type="table" w:default="1" w:styleId="TableauNormal">
